--- a/CAI_PyQt/CAI_Admin/Templates/quiz_report.docx
+++ b/CAI_PyQt/CAI_Admin/Templates/quiz_report.docx
@@ -202,7 +202,7 @@
                           <w:p>
                             <w:pPr>
                               <w:pStyle w:val="Normal"/>
-                              <w:overflowPunct w:val="true"/>
+                              <w:overflowPunct w:val="false"/>
                               <w:bidi w:val="0"/>
                               <w:jc w:val="left"/>
                               <w:rPr>
@@ -267,7 +267,7 @@
                           <w:p>
                             <w:pPr>
                               <w:pStyle w:val="Normal"/>
-                              <w:overflowPunct w:val="true"/>
+                              <w:overflowPunct w:val="false"/>
                               <w:bidi w:val="0"/>
                               <w:jc w:val="left"/>
                               <w:rPr>
@@ -319,7 +319,7 @@
                           <w:p>
                             <w:pPr>
                               <w:pStyle w:val="Normal"/>
-                              <w:overflowPunct w:val="true"/>
+                              <w:overflowPunct w:val="false"/>
                               <w:bidi w:val="0"/>
                               <w:jc w:val="left"/>
                               <w:rPr>
@@ -458,7 +458,7 @@
                     <w:p>
                       <w:pPr>
                         <w:pStyle w:val="Normal"/>
-                        <w:overflowPunct w:val="true"/>
+                        <w:overflowPunct w:val="false"/>
                         <w:bidi w:val="0"/>
                         <w:jc w:val="left"/>
                         <w:rPr>
@@ -523,7 +523,7 @@
                     <w:p>
                       <w:pPr>
                         <w:pStyle w:val="Normal"/>
-                        <w:overflowPunct w:val="true"/>
+                        <w:overflowPunct w:val="false"/>
                         <w:bidi w:val="0"/>
                         <w:jc w:val="left"/>
                         <w:rPr>
@@ -575,7 +575,7 @@
                     <w:p>
                       <w:pPr>
                         <w:pStyle w:val="Normal"/>
-                        <w:overflowPunct w:val="true"/>
+                        <w:overflowPunct w:val="false"/>
                         <w:bidi w:val="0"/>
                         <w:jc w:val="left"/>
                         <w:rPr>
@@ -759,9 +759,43 @@
             <w:tcW w:w="4983" w:type="dxa"/>
             <w:tcBorders/>
           </w:tcPr>
+          <w:p>
+            <w:pPr>
+              <w:pStyle w:val="TableContents"/>
+              <w:rPr>
+                <w:rFonts w:ascii="Inter" w:hAnsi="Inter"/>
+                <w:sz w:val="20"/>
+                <w:szCs w:val="20"/>
+              </w:rPr>
+            </w:pPr>
+            <w:r>
+              <w:rPr>
+                <w:rFonts w:ascii="Inter" w:hAnsi="Inter"/>
+                <w:sz w:val="20"/>
+                <w:szCs w:val="20"/>
+              </w:rPr>
+              <w:t>{% if quizzes</w:t>
+            </w:r>
+            <w:r>
+              <w:rPr>
+                <w:rFonts w:ascii="Inter" w:hAnsi="Inter"/>
+                <w:sz w:val="20"/>
+                <w:szCs w:val="20"/>
+              </w:rPr>
+              <w:t>1</w:t>
+            </w:r>
+            <w:r>
+              <w:rPr>
+                <w:rFonts w:ascii="Inter" w:hAnsi="Inter"/>
+                <w:sz w:val="20"/>
+                <w:szCs w:val="20"/>
+              </w:rPr>
+              <w:t xml:space="preserve"> %}</w:t>
+            </w:r>
+          </w:p>
           <w:tbl>
             <w:tblPr>
-              <w:tblW w:w="4700" w:type="dxa"/>
+              <w:tblW w:w="4595" w:type="dxa"/>
               <w:jc w:val="left"/>
               <w:tblInd w:w="117" w:type="dxa"/>
               <w:tblLayout w:type="fixed"/>
@@ -773,8 +807,8 @@
               </w:tblCellMar>
             </w:tblPr>
             <w:tblGrid>
-              <w:gridCol w:w="2436"/>
               <w:gridCol w:w="2264"/>
+              <w:gridCol w:w="2331"/>
             </w:tblGrid>
             <w:tr>
               <w:trPr>
@@ -782,7 +816,7 @@
               </w:trPr>
               <w:tc>
                 <w:tcPr>
-                  <w:tcW w:w="4700" w:type="dxa"/>
+                  <w:tcW w:w="4595" w:type="dxa"/>
                   <w:gridSpan w:val="2"/>
                   <w:tcBorders>
                     <w:top w:val="single" w:sz="6" w:space="0" w:color="00599D"/>
@@ -842,7 +876,7 @@
               <w:trPr/>
               <w:tc>
                 <w:tcPr>
-                  <w:tcW w:w="2436" w:type="dxa"/>
+                  <w:tcW w:w="2264" w:type="dxa"/>
                   <w:tcBorders>
                     <w:top w:val="single" w:sz="6" w:space="0" w:color="00599D"/>
                     <w:left w:val="single" w:sz="6" w:space="0" w:color="00599D"/>
@@ -897,7 +931,7 @@
               </w:tc>
               <w:tc>
                 <w:tcPr>
-                  <w:tcW w:w="2264" w:type="dxa"/>
+                  <w:tcW w:w="2331" w:type="dxa"/>
                   <w:tcBorders>
                     <w:top w:val="single" w:sz="6" w:space="0" w:color="00599D"/>
                     <w:left w:val="single" w:sz="6" w:space="0" w:color="00599D"/>
@@ -956,7 +990,7 @@
               <w:trPr/>
               <w:tc>
                 <w:tcPr>
-                  <w:tcW w:w="4700" w:type="dxa"/>
+                  <w:tcW w:w="4595" w:type="dxa"/>
                   <w:gridSpan w:val="2"/>
                   <w:tcBorders>
                     <w:left w:val="single" w:sz="6" w:space="0" w:color="00599D"/>
@@ -1016,7 +1050,7 @@
               <w:trPr/>
               <w:tc>
                 <w:tcPr>
-                  <w:tcW w:w="2436" w:type="dxa"/>
+                  <w:tcW w:w="2264" w:type="dxa"/>
                   <w:tcBorders>
                     <w:top w:val="single" w:sz="6" w:space="0" w:color="00599D"/>
                     <w:left w:val="single" w:sz="6" w:space="0" w:color="00599D"/>
@@ -1070,7 +1104,7 @@
               </w:tc>
               <w:tc>
                 <w:tcPr>
-                  <w:tcW w:w="2264" w:type="dxa"/>
+                  <w:tcW w:w="2331" w:type="dxa"/>
                   <w:tcBorders>
                     <w:top w:val="single" w:sz="6" w:space="0" w:color="00599D"/>
                     <w:left w:val="single" w:sz="6" w:space="0" w:color="00599D"/>
@@ -1128,7 +1162,7 @@
               <w:trPr/>
               <w:tc>
                 <w:tcPr>
-                  <w:tcW w:w="4700" w:type="dxa"/>
+                  <w:tcW w:w="4595" w:type="dxa"/>
                   <w:gridSpan w:val="2"/>
                   <w:tcBorders>
                     <w:left w:val="single" w:sz="6" w:space="0" w:color="00599D"/>
@@ -1188,7 +1222,7 @@
               <w:trPr/>
               <w:tc>
                 <w:tcPr>
-                  <w:tcW w:w="2436" w:type="dxa"/>
+                  <w:tcW w:w="2264" w:type="dxa"/>
                   <w:tcBorders>
                     <w:top w:val="single" w:sz="6" w:space="0" w:color="00599D"/>
                     <w:left w:val="single" w:sz="6" w:space="0" w:color="00599D"/>
@@ -1243,7 +1277,7 @@
               </w:tc>
               <w:tc>
                 <w:tcPr>
-                  <w:tcW w:w="2264" w:type="dxa"/>
+                  <w:tcW w:w="2331" w:type="dxa"/>
                   <w:tcBorders>
                     <w:top w:val="single" w:sz="6" w:space="0" w:color="00599D"/>
                     <w:left w:val="single" w:sz="6" w:space="0" w:color="00599D"/>
@@ -1301,11 +1335,20 @@
           </w:tbl>
           <w:p>
             <w:pPr>
-              <w:pStyle w:val="TableContents"/>
-              <w:rPr/>
+              <w:pStyle w:val="Normal"/>
+              <w:rPr>
+                <w:rFonts w:ascii="Inter" w:hAnsi="Inter"/>
+                <w:sz w:val="20"/>
+                <w:szCs w:val="20"/>
+              </w:rPr>
             </w:pPr>
             <w:r>
-              <w:rPr/>
+              <w:rPr>
+                <w:rFonts w:ascii="Inter" w:hAnsi="Inter"/>
+                <w:sz w:val="20"/>
+                <w:szCs w:val="20"/>
+              </w:rPr>
+              <w:t>{% endif %}</w:t>
             </w:r>
           </w:p>
         </w:tc>
@@ -1314,6 +1357,24 @@
             <w:tcW w:w="4985" w:type="dxa"/>
             <w:tcBorders/>
           </w:tcPr>
+          <w:p>
+            <w:pPr>
+              <w:pStyle w:val="TableContents"/>
+              <w:rPr>
+                <w:rFonts w:ascii="Inter" w:hAnsi="Inter"/>
+                <w:sz w:val="20"/>
+                <w:szCs w:val="20"/>
+              </w:rPr>
+            </w:pPr>
+            <w:r>
+              <w:rPr>
+                <w:rFonts w:ascii="Inter" w:hAnsi="Inter"/>
+                <w:sz w:val="20"/>
+                <w:szCs w:val="20"/>
+              </w:rPr>
+              <w:t>{% if quizzes2 %}</w:t>
+            </w:r>
+          </w:p>
           <w:tbl>
             <w:tblPr>
               <w:tblW w:w="4711" w:type="dxa"/>
@@ -1852,11 +1913,20 @@
           </w:tbl>
           <w:p>
             <w:pPr>
-              <w:pStyle w:val="TableContents"/>
-              <w:rPr/>
+              <w:pStyle w:val="Normal"/>
+              <w:rPr>
+                <w:rFonts w:ascii="Inter" w:hAnsi="Inter"/>
+                <w:sz w:val="20"/>
+                <w:szCs w:val="20"/>
+              </w:rPr>
             </w:pPr>
             <w:r>
-              <w:rPr/>
+              <w:rPr>
+                <w:rFonts w:ascii="Inter" w:hAnsi="Inter"/>
+                <w:sz w:val="20"/>
+                <w:szCs w:val="20"/>
+              </w:rPr>
+              <w:t>{% endif %}</w:t>
             </w:r>
           </w:p>
         </w:tc>
@@ -1870,11 +1940,45 @@
             <w:tcW w:w="4983" w:type="dxa"/>
             <w:tcBorders/>
           </w:tcPr>
+          <w:p>
+            <w:pPr>
+              <w:pStyle w:val="TableContents"/>
+              <w:rPr>
+                <w:rFonts w:ascii="Inter" w:hAnsi="Inter"/>
+                <w:sz w:val="20"/>
+                <w:szCs w:val="20"/>
+              </w:rPr>
+            </w:pPr>
+            <w:r>
+              <w:rPr>
+                <w:rFonts w:ascii="Inter" w:hAnsi="Inter"/>
+                <w:sz w:val="20"/>
+                <w:szCs w:val="20"/>
+              </w:rPr>
+              <w:t>{% if quizzes</w:t>
+            </w:r>
+            <w:r>
+              <w:rPr>
+                <w:rFonts w:ascii="Inter" w:hAnsi="Inter"/>
+                <w:sz w:val="20"/>
+                <w:szCs w:val="20"/>
+              </w:rPr>
+              <w:t>3</w:t>
+            </w:r>
+            <w:r>
+              <w:rPr>
+                <w:rFonts w:ascii="Inter" w:hAnsi="Inter"/>
+                <w:sz w:val="20"/>
+                <w:szCs w:val="20"/>
+              </w:rPr>
+              <w:t xml:space="preserve"> %}</w:t>
+            </w:r>
+          </w:p>
           <w:tbl>
             <w:tblPr>
-              <w:tblW w:w="4700" w:type="dxa"/>
+              <w:tblW w:w="4555" w:type="dxa"/>
               <w:jc w:val="left"/>
-              <w:tblInd w:w="0" w:type="dxa"/>
+              <w:tblInd w:w="138" w:type="dxa"/>
               <w:tblLayout w:type="fixed"/>
               <w:tblCellMar>
                 <w:top w:w="55" w:type="dxa"/>
@@ -1884,14 +1988,14 @@
               </w:tblCellMar>
             </w:tblPr>
             <w:tblGrid>
-              <w:gridCol w:w="2436"/>
-              <w:gridCol w:w="2264"/>
+              <w:gridCol w:w="2305"/>
+              <w:gridCol w:w="2250"/>
             </w:tblGrid>
             <w:tr>
               <w:trPr/>
               <w:tc>
                 <w:tcPr>
-                  <w:tcW w:w="4700" w:type="dxa"/>
+                  <w:tcW w:w="4555" w:type="dxa"/>
                   <w:gridSpan w:val="2"/>
                   <w:tcBorders>
                     <w:top w:val="single" w:sz="6" w:space="0" w:color="CE181E"/>
@@ -1951,7 +2055,7 @@
               <w:trPr/>
               <w:tc>
                 <w:tcPr>
-                  <w:tcW w:w="2436" w:type="dxa"/>
+                  <w:tcW w:w="2305" w:type="dxa"/>
                   <w:tcBorders>
                     <w:top w:val="single" w:sz="6" w:space="0" w:color="CE181E"/>
                     <w:left w:val="single" w:sz="6" w:space="0" w:color="CE181E"/>
@@ -2006,7 +2110,7 @@
               </w:tc>
               <w:tc>
                 <w:tcPr>
-                  <w:tcW w:w="2264" w:type="dxa"/>
+                  <w:tcW w:w="2250" w:type="dxa"/>
                   <w:tcBorders>
                     <w:top w:val="single" w:sz="6" w:space="0" w:color="CE181E"/>
                     <w:left w:val="single" w:sz="6" w:space="0" w:color="CE181E"/>
@@ -2065,7 +2169,7 @@
               <w:trPr/>
               <w:tc>
                 <w:tcPr>
-                  <w:tcW w:w="4700" w:type="dxa"/>
+                  <w:tcW w:w="4555" w:type="dxa"/>
                   <w:gridSpan w:val="2"/>
                   <w:tcBorders>
                     <w:left w:val="single" w:sz="6" w:space="0" w:color="CE181E"/>
@@ -2125,7 +2229,7 @@
               <w:trPr/>
               <w:tc>
                 <w:tcPr>
-                  <w:tcW w:w="2436" w:type="dxa"/>
+                  <w:tcW w:w="2305" w:type="dxa"/>
                   <w:tcBorders>
                     <w:top w:val="single" w:sz="6" w:space="0" w:color="CE181E"/>
                     <w:left w:val="single" w:sz="6" w:space="0" w:color="CE181E"/>
@@ -2179,7 +2283,7 @@
               </w:tc>
               <w:tc>
                 <w:tcPr>
-                  <w:tcW w:w="2264" w:type="dxa"/>
+                  <w:tcW w:w="2250" w:type="dxa"/>
                   <w:tcBorders>
                     <w:top w:val="single" w:sz="6" w:space="0" w:color="CE181E"/>
                     <w:left w:val="single" w:sz="6" w:space="0" w:color="CE181E"/>
@@ -2237,7 +2341,7 @@
               <w:trPr/>
               <w:tc>
                 <w:tcPr>
-                  <w:tcW w:w="4700" w:type="dxa"/>
+                  <w:tcW w:w="4555" w:type="dxa"/>
                   <w:gridSpan w:val="2"/>
                   <w:tcBorders>
                     <w:left w:val="single" w:sz="6" w:space="0" w:color="CE181E"/>
@@ -2297,7 +2401,7 @@
               <w:trPr/>
               <w:tc>
                 <w:tcPr>
-                  <w:tcW w:w="2436" w:type="dxa"/>
+                  <w:tcW w:w="2305" w:type="dxa"/>
                   <w:tcBorders>
                     <w:top w:val="single" w:sz="6" w:space="0" w:color="CE181E"/>
                     <w:left w:val="single" w:sz="6" w:space="0" w:color="CE181E"/>
@@ -2352,7 +2456,7 @@
               </w:tc>
               <w:tc>
                 <w:tcPr>
-                  <w:tcW w:w="2264" w:type="dxa"/>
+                  <w:tcW w:w="2250" w:type="dxa"/>
                   <w:tcBorders>
                     <w:top w:val="single" w:sz="6" w:space="0" w:color="CE181E"/>
                     <w:left w:val="single" w:sz="6" w:space="0" w:color="CE181E"/>
@@ -2410,12 +2514,20 @@
           </w:tbl>
           <w:p>
             <w:pPr>
-              <w:pStyle w:val="TableContents"/>
-              <w:spacing w:before="0" w:after="0"/>
-              <w:rPr/>
+              <w:pStyle w:val="Normal"/>
+              <w:rPr>
+                <w:rFonts w:ascii="Inter" w:hAnsi="Inter"/>
+                <w:sz w:val="20"/>
+                <w:szCs w:val="20"/>
+              </w:rPr>
             </w:pPr>
             <w:r>
-              <w:rPr/>
+              <w:rPr>
+                <w:rFonts w:ascii="Inter" w:hAnsi="Inter"/>
+                <w:sz w:val="20"/>
+                <w:szCs w:val="20"/>
+              </w:rPr>
+              <w:t>{% endif %}</w:t>
             </w:r>
           </w:p>
         </w:tc>
@@ -2424,6 +2536,40 @@
             <w:tcW w:w="4985" w:type="dxa"/>
             <w:tcBorders/>
           </w:tcPr>
+          <w:p>
+            <w:pPr>
+              <w:pStyle w:val="TableContents"/>
+              <w:rPr>
+                <w:rFonts w:ascii="Inter" w:hAnsi="Inter"/>
+                <w:sz w:val="20"/>
+                <w:szCs w:val="20"/>
+              </w:rPr>
+            </w:pPr>
+            <w:r>
+              <w:rPr>
+                <w:rFonts w:ascii="Inter" w:hAnsi="Inter"/>
+                <w:sz w:val="20"/>
+                <w:szCs w:val="20"/>
+              </w:rPr>
+              <w:t>{% if quizzes</w:t>
+            </w:r>
+            <w:r>
+              <w:rPr>
+                <w:rFonts w:ascii="Inter" w:hAnsi="Inter"/>
+                <w:sz w:val="20"/>
+                <w:szCs w:val="20"/>
+              </w:rPr>
+              <w:t>4</w:t>
+            </w:r>
+            <w:r>
+              <w:rPr>
+                <w:rFonts w:ascii="Inter" w:hAnsi="Inter"/>
+                <w:sz w:val="20"/>
+                <w:szCs w:val="20"/>
+              </w:rPr>
+              <w:t xml:space="preserve"> %}</w:t>
+            </w:r>
+          </w:p>
           <w:tbl>
             <w:tblPr>
               <w:tblW w:w="4699" w:type="dxa"/>
@@ -2962,11 +3108,20 @@
           </w:tbl>
           <w:p>
             <w:pPr>
-              <w:pStyle w:val="TableContents"/>
-              <w:rPr/>
+              <w:pStyle w:val="Normal"/>
+              <w:rPr>
+                <w:rFonts w:ascii="Inter" w:hAnsi="Inter"/>
+                <w:sz w:val="20"/>
+                <w:szCs w:val="20"/>
+              </w:rPr>
             </w:pPr>
             <w:r>
-              <w:rPr/>
+              <w:rPr>
+                <w:rFonts w:ascii="Inter" w:hAnsi="Inter"/>
+                <w:sz w:val="20"/>
+                <w:szCs w:val="20"/>
+              </w:rPr>
+              <w:t>{% endif %}</w:t>
             </w:r>
           </w:p>
         </w:tc>
@@ -3218,7 +3373,7 @@
         <w:sz w:val="20"/>
         <w:szCs w:val="20"/>
       </w:rPr>
-      <w:t>1</w:t>
+      <w:t>2</w:t>
     </w:r>
     <w:r>
       <w:rPr>
@@ -3268,7 +3423,7 @@
         <w:sz w:val="20"/>
         <w:szCs w:val="20"/>
       </w:rPr>
-      <w:t>1</w:t>
+      <w:t>2</w:t>
     </w:r>
     <w:r>
       <w:rPr>
@@ -3677,15 +3832,15 @@
       <w:bCs/>
     </w:rPr>
   </w:style>
-  <w:style w:type="paragraph" w:styleId="FrameContents">
-    <w:name w:val="Frame Contents"/>
+  <w:style w:type="paragraph" w:styleId="FrameContentsuser">
+    <w:name w:val="Frame Contents (user)"/>
     <w:basedOn w:val="Normal"/>
     <w:qFormat/>
     <w:pPr/>
     <w:rPr/>
   </w:style>
-  <w:style w:type="paragraph" w:styleId="FrameContentsuser">
-    <w:name w:val="Frame Contents (user)"/>
+  <w:style w:type="paragraph" w:styleId="FrameContents">
+    <w:name w:val="Frame Contents"/>
     <w:basedOn w:val="Normal"/>
     <w:qFormat/>
     <w:pPr/>
